--- a/results/tables/Ferreira_Complete_Population_Analysis/Ferreira_Complete_Population_Analysis.docx
+++ b/results/tables/Ferreira_Complete_Population_Analysis/Ferreira_Complete_Population_Analysis.docx
@@ -196,7 +196,7 @@
             <w:pPr>
               <w:spacing w:before="0" w:after="60"/>
               <w:keepNext/>
-              <w:jc w:val="start"/>
+              <w:jc w:val="end"/>
             </w:pPr>
             <w:r>
               <w:rPr>
@@ -267,7 +267,7 @@
                 <w:rFonts w:ascii="Calibri" w:hAnsi="Calibri"/>
                 <w:sz w:val="20"/>
               </w:rPr>
-              <w:t xml:space="default">-0.0068</w:t>
+              <w:t xml:space="default">-0.0041</w:t>
             </w:r>
           </w:p>
         </w:tc>
@@ -291,7 +291,7 @@
                 <w:rFonts w:ascii="Calibri" w:hAnsi="Calibri"/>
                 <w:sz w:val="20"/>
               </w:rPr>
-              <w:t xml:space="default">(-0.0232, 0.0095)</w:t>
+              <w:t xml:space="default">(-0.0205, 0.0122)</w:t>
             </w:r>
           </w:p>
         </w:tc>
@@ -315,24 +315,24 @@
                 <w:rFonts w:ascii="Calibri" w:hAnsi="Calibri"/>
                 <w:sz w:val="20"/>
               </w:rPr>
-              <w:t xml:space="default">0.414</w:t>
-            </w:r>
-          </w:p>
-        </w:tc>
-        <w:tc>
-          <w:tcPr>
-            <w:tcBorders>
-              <w:top w:val="single" w:space="0" w:color="D3D3D3"/>
-              <w:bottom w:val="single" w:space="0" w:color="D3D3D3"/>
-              <w:start w:val="single" w:space="0" w:color="D3D3D3"/>
-              <w:end w:val="single" w:space="0" w:color="D3D3D3"/>
-            </w:tcBorders>
-          </w:tcPr>
-          <w:p>
-            <w:pPr>
-              <w:spacing w:before="0" w:after="60"/>
-              <w:keepNext/>
-              <w:jc w:val="start"/>
+              <w:t xml:space="default">0.620</w:t>
+            </w:r>
+          </w:p>
+        </w:tc>
+        <w:tc>
+          <w:tcPr>
+            <w:tcBorders>
+              <w:top w:val="single" w:space="0" w:color="D3D3D3"/>
+              <w:bottom w:val="single" w:space="0" w:color="D3D3D3"/>
+              <w:start w:val="single" w:space="0" w:color="D3D3D3"/>
+              <w:end w:val="single" w:space="0" w:color="D3D3D3"/>
+            </w:tcBorders>
+          </w:tcPr>
+          <w:p>
+            <w:pPr>
+              <w:spacing w:before="0" w:after="60"/>
+              <w:keepNext/>
+              <w:jc w:val="end"/>
             </w:pPr>
             <w:r>
               <w:rPr>
@@ -392,7 +392,7 @@
                 <w:rFonts w:ascii="Calibri" w:hAnsi="Calibri"/>
                 <w:sz w:val="20"/>
               </w:rPr>
-              <w:t xml:space="default">0.0252</w:t>
+              <w:t xml:space="default">0.0073</w:t>
             </w:r>
           </w:p>
         </w:tc>
@@ -416,7 +416,7 @@
                 <w:rFonts w:ascii="Calibri" w:hAnsi="Calibri"/>
                 <w:sz w:val="20"/>
               </w:rPr>
-              <w:t xml:space="default">(-0.0010, 0.0514)</w:t>
+              <w:t xml:space="default">(-0.0187, 0.0334)</w:t>
             </w:r>
           </w:p>
         </w:tc>
@@ -440,31 +440,31 @@
                 <w:rFonts w:ascii="Calibri" w:hAnsi="Calibri"/>
                 <w:sz w:val="20"/>
               </w:rPr>
-              <w:t xml:space="default">0.060</w:t>
-            </w:r>
-          </w:p>
-        </w:tc>
-        <w:tc>
-          <w:tcPr>
-            <w:tcBorders>
-              <w:top w:val="single" w:space="0" w:color="D3D3D3"/>
-              <w:bottom w:val="single" w:space="0" w:color="D3D3D3"/>
-              <w:start w:val="single" w:space="0" w:color="D3D3D3"/>
-              <w:end w:val="single" w:space="0" w:color="D3D3D3"/>
-            </w:tcBorders>
-          </w:tcPr>
-          <w:p>
-            <w:pPr>
-              <w:spacing w:before="0" w:after="60"/>
-              <w:keepNext/>
-              <w:jc w:val="start"/>
-            </w:pPr>
-            <w:r>
-              <w:rPr>
-                <w:rFonts w:ascii="Calibri" w:hAnsi="Calibri"/>
-                <w:sz w:val="20"/>
-              </w:rPr>
-              <w:t xml:space="default">†</w:t>
+              <w:t xml:space="default">0.581</w:t>
+            </w:r>
+          </w:p>
+        </w:tc>
+        <w:tc>
+          <w:tcPr>
+            <w:tcBorders>
+              <w:top w:val="single" w:space="0" w:color="D3D3D3"/>
+              <w:bottom w:val="single" w:space="0" w:color="D3D3D3"/>
+              <w:start w:val="single" w:space="0" w:color="D3D3D3"/>
+              <w:end w:val="single" w:space="0" w:color="D3D3D3"/>
+            </w:tcBorders>
+          </w:tcPr>
+          <w:p>
+            <w:pPr>
+              <w:spacing w:before="0" w:after="60"/>
+              <w:keepNext/>
+              <w:jc w:val="end"/>
+            </w:pPr>
+            <w:r>
+              <w:rPr>
+                <w:rFonts w:ascii="Calibri" w:hAnsi="Calibri"/>
+                <w:sz w:val="20"/>
+              </w:rPr>
+              <w:t xml:space="default"/>
             </w:r>
           </w:p>
         </w:tc>
@@ -521,7 +521,7 @@
                 <w:sz w:val="20"/>
                 <w:b w:val="true"/>
               </w:rPr>
-              <w:t xml:space="default">-0.0224</w:t>
+              <w:t xml:space="default">-0.0295</w:t>
             </w:r>
           </w:p>
         </w:tc>
@@ -547,7 +547,7 @@
                 <w:sz w:val="20"/>
                 <w:b w:val="true"/>
               </w:rPr>
-              <w:t xml:space="default">(-0.0388, -0.0061)</w:t>
+              <w:t xml:space="default">(-0.0458, -0.0131)</w:t>
             </w:r>
           </w:p>
         </w:tc>
@@ -573,7 +573,7 @@
                 <w:sz w:val="20"/>
                 <w:b w:val="true"/>
               </w:rPr>
-              <w:t xml:space="default">0.007</w:t>
+              <w:t xml:space="default">&lt; 0.001</w:t>
             </w:r>
           </w:p>
         </w:tc>
@@ -591,7 +591,7 @@
             <w:pPr>
               <w:spacing w:before="0" w:after="60"/>
               <w:keepNext/>
-              <w:jc w:val="start"/>
+              <w:jc w:val="end"/>
             </w:pPr>
             <w:r>
               <w:rPr>
@@ -599,7 +599,7 @@
                 <w:sz w:val="20"/>
                 <w:b w:val="true"/>
               </w:rPr>
-              <w:t xml:space="default">**</w:t>
+              <w:t xml:space="default">***</w:t>
             </w:r>
           </w:p>
         </w:tc>
@@ -652,7 +652,7 @@
                 <w:rFonts w:ascii="Calibri" w:hAnsi="Calibri"/>
                 <w:sz w:val="20"/>
               </w:rPr>
-              <w:t xml:space="default">-0.0040</w:t>
+              <w:t xml:space="default">0.0019</w:t>
             </w:r>
           </w:p>
         </w:tc>
@@ -676,7 +676,7 @@
                 <w:rFonts w:ascii="Calibri" w:hAnsi="Calibri"/>
                 <w:sz w:val="20"/>
               </w:rPr>
-              <w:t xml:space="default">(-0.0102, 0.0022)</w:t>
+              <w:t xml:space="default">(-0.0043, 0.0082)</w:t>
             </w:r>
           </w:p>
         </w:tc>
@@ -700,24 +700,24 @@
                 <w:rFonts w:ascii="Calibri" w:hAnsi="Calibri"/>
                 <w:sz w:val="20"/>
               </w:rPr>
-              <w:t xml:space="default">0.207</w:t>
-            </w:r>
-          </w:p>
-        </w:tc>
-        <w:tc>
-          <w:tcPr>
-            <w:tcBorders>
-              <w:top w:val="single" w:space="0" w:color="D3D3D3"/>
-              <w:bottom w:val="single" w:space="0" w:color="D3D3D3"/>
-              <w:start w:val="single" w:space="0" w:color="D3D3D3"/>
-              <w:end w:val="single" w:space="0" w:color="D3D3D3"/>
-            </w:tcBorders>
-          </w:tcPr>
-          <w:p>
-            <w:pPr>
-              <w:spacing w:before="0" w:after="60"/>
-              <w:keepNext/>
-              <w:jc w:val="start"/>
+              <w:t xml:space="default">0.541</w:t>
+            </w:r>
+          </w:p>
+        </w:tc>
+        <w:tc>
+          <w:tcPr>
+            <w:tcBorders>
+              <w:top w:val="single" w:space="0" w:color="D3D3D3"/>
+              <w:bottom w:val="single" w:space="0" w:color="D3D3D3"/>
+              <w:start w:val="single" w:space="0" w:color="D3D3D3"/>
+              <w:end w:val="single" w:space="0" w:color="D3D3D3"/>
+            </w:tcBorders>
+          </w:tcPr>
+          <w:p>
+            <w:pPr>
+              <w:spacing w:before="0" w:after="60"/>
+              <w:keepNext/>
+              <w:jc w:val="end"/>
             </w:pPr>
             <w:r>
               <w:rPr>
@@ -777,7 +777,7 @@
                 <w:rFonts w:ascii="Calibri" w:hAnsi="Calibri"/>
                 <w:sz w:val="20"/>
               </w:rPr>
-              <w:t xml:space="default">-0.0305</w:t>
+              <w:t xml:space="default">-0.0110</w:t>
             </w:r>
           </w:p>
         </w:tc>
@@ -801,7 +801,7 @@
                 <w:rFonts w:ascii="Calibri" w:hAnsi="Calibri"/>
                 <w:sz w:val="20"/>
               </w:rPr>
-              <w:t xml:space="default">(-0.0809, 0.0199)</w:t>
+              <w:t xml:space="default">(-0.0610, 0.0390)</w:t>
             </w:r>
           </w:p>
         </w:tc>
@@ -825,24 +825,24 @@
                 <w:rFonts w:ascii="Calibri" w:hAnsi="Calibri"/>
                 <w:sz w:val="20"/>
               </w:rPr>
-              <w:t xml:space="default">0.235</w:t>
-            </w:r>
-          </w:p>
-        </w:tc>
-        <w:tc>
-          <w:tcPr>
-            <w:tcBorders>
-              <w:top w:val="single" w:space="0" w:color="D3D3D3"/>
-              <w:bottom w:val="single" w:space="0" w:color="D3D3D3"/>
-              <w:start w:val="single" w:space="0" w:color="D3D3D3"/>
-              <w:end w:val="single" w:space="0" w:color="D3D3D3"/>
-            </w:tcBorders>
-          </w:tcPr>
-          <w:p>
-            <w:pPr>
-              <w:spacing w:before="0" w:after="60"/>
-              <w:keepNext/>
-              <w:jc w:val="start"/>
+              <w:t xml:space="default">0.666</w:t>
+            </w:r>
+          </w:p>
+        </w:tc>
+        <w:tc>
+          <w:tcPr>
+            <w:tcBorders>
+              <w:top w:val="single" w:space="0" w:color="D3D3D3"/>
+              <w:bottom w:val="single" w:space="0" w:color="D3D3D3"/>
+              <w:start w:val="single" w:space="0" w:color="D3D3D3"/>
+              <w:end w:val="single" w:space="0" w:color="D3D3D3"/>
+            </w:tcBorders>
+          </w:tcPr>
+          <w:p>
+            <w:pPr>
+              <w:spacing w:before="0" w:after="60"/>
+              <w:keepNext/>
+              <w:jc w:val="end"/>
             </w:pPr>
             <w:r>
               <w:rPr>
@@ -906,7 +906,7 @@
                 <w:sz w:val="20"/>
                 <w:b w:val="true"/>
               </w:rPr>
-              <w:t xml:space="default">-0.0150</w:t>
+              <w:t xml:space="default">-0.0169</w:t>
             </w:r>
           </w:p>
         </w:tc>
@@ -932,7 +932,7 @@
                 <w:sz w:val="20"/>
                 <w:b w:val="true"/>
               </w:rPr>
-              <w:t xml:space="default">(-0.0212, -0.0087)</w:t>
+              <w:t xml:space="default">(-0.0231, -0.0107)</w:t>
             </w:r>
           </w:p>
         </w:tc>
@@ -976,7 +976,7 @@
             <w:pPr>
               <w:spacing w:before="0" w:after="60"/>
               <w:keepNext/>
-              <w:jc w:val="start"/>
+              <w:jc w:val="end"/>
             </w:pPr>
             <w:r>
               <w:rPr>
